--- a/tillsyn/A 24887-2022 tillsynsbegäran.docx
+++ b/tillsyn/A 24887-2022 tillsynsbegäran.docx
@@ -1153,7 +1153,7 @@
     <w:r>
       <w:tab/>
       <w:tab/>
-      <w:t>2026-09-14</w:t>
+      <w:t>2026-09-15</w:t>
       <w:br/>
       <w:br/>
     </w:r>

--- a/tillsyn/A 24887-2022 tillsynsbegäran.docx
+++ b/tillsyn/A 24887-2022 tillsynsbegäran.docx
@@ -1153,7 +1153,7 @@
     <w:r>
       <w:tab/>
       <w:tab/>
-      <w:t>2026-09-15</w:t>
+      <w:t>2026-09-16</w:t>
       <w:br/>
       <w:br/>
     </w:r>

--- a/tillsyn/A 24887-2022 tillsynsbegäran.docx
+++ b/tillsyn/A 24887-2022 tillsynsbegäran.docx
@@ -1153,7 +1153,7 @@
     <w:r>
       <w:tab/>
       <w:tab/>
-      <w:t>2026-09-16</w:t>
+      <w:t>2026-09-17</w:t>
       <w:br/>
       <w:br/>
     </w:r>

--- a/tillsyn/A 24887-2022 tillsynsbegäran.docx
+++ b/tillsyn/A 24887-2022 tillsynsbegäran.docx
@@ -1153,7 +1153,7 @@
     <w:r>
       <w:tab/>
       <w:tab/>
-      <w:t>2026-09-17</w:t>
+      <w:t>2026-09-18</w:t>
       <w:br/>
       <w:br/>
     </w:r>

--- a/tillsyn/A 24887-2022 tillsynsbegäran.docx
+++ b/tillsyn/A 24887-2022 tillsynsbegäran.docx
@@ -1153,7 +1153,7 @@
     <w:r>
       <w:tab/>
       <w:tab/>
-      <w:t>2026-09-18</w:t>
+      <w:t>2026-09-19</w:t>
       <w:br/>
       <w:br/>
     </w:r>

--- a/tillsyn/A 24887-2022 tillsynsbegäran.docx
+++ b/tillsyn/A 24887-2022 tillsynsbegäran.docx
@@ -1153,7 +1153,7 @@
     <w:r>
       <w:tab/>
       <w:tab/>
-      <w:t>2026-09-19</w:t>
+      <w:t>2026-09-21</w:t>
       <w:br/>
       <w:br/>
     </w:r>

--- a/tillsyn/A 24887-2022 tillsynsbegäran.docx
+++ b/tillsyn/A 24887-2022 tillsynsbegäran.docx
@@ -1153,7 +1153,7 @@
     <w:r>
       <w:tab/>
       <w:tab/>
-      <w:t>2026-09-21</w:t>
+      <w:t>2026-09-23</w:t>
       <w:br/>
       <w:br/>
     </w:r>

--- a/tillsyn/A 24887-2022 tillsynsbegäran.docx
+++ b/tillsyn/A 24887-2022 tillsynsbegäran.docx
@@ -22,7 +22,7 @@
       <w:r>
         <w:drawing>
           <wp:inline xmlns:a="http://schemas.openxmlformats.org/drawingml/2006/main" xmlns:pic="http://schemas.openxmlformats.org/drawingml/2006/picture">
-            <wp:extent cx="5486400" cy="5356310"/>
+            <wp:extent cx="5486400" cy="5463776"/>
             <wp:docPr id="1" name="Picture 1"/>
             <wp:cNvGraphicFramePr>
               <a:graphicFrameLocks noChangeAspect="1"/>
@@ -43,7 +43,7 @@
                   <pic:spPr>
                     <a:xfrm>
                       <a:off x="0" y="0"/>
-                      <a:ext cx="5486400" cy="5356310"/>
+                      <a:ext cx="5486400" cy="5463776"/>
                     </a:xfrm>
                     <a:prstGeom prst="rect"/>
                   </pic:spPr>
@@ -65,7 +65,7 @@
     </w:p>
     <w:p>
       <w:r>
-        <w:t>I och inom 19 meter från avverkningsanmälan finns fynd av 7 naturvårdsarter, varav 6 är rödlistade, 2 är fridlysta och 6 är typiska (T): garnlav (VU, T), gränsticka (VU, T), knärot (VU, T, §8), rosenticka (NT, T), ullticka (NT, T), äggvaxskivling (NT) och järpe (T, §4). Se Figur 1.</w:t>
+        <w:t>I och inom 19 meter från avverkningsanmälan finns fynd av 8 naturvårdsarter, varav 6 är rödlistade, 3 är fridlysta och 7 är typiska (T): garnlav (VU, T), gränsticka (VU, T), knärot (VU, T, §8), rosenticka (NT, T), ullticka (NT, T), äggvaxskivling (NT), järpe (T, §4) och spillkråka (T, §4). Se Figur 1.</w:t>
       </w:r>
     </w:p>
     <w:p>
@@ -379,25 +379,32 @@
       </w:r>
     </w:p>
     <w:p>
-      <w:pPr>
-        <w:pStyle w:val="Heading1"/>
-      </w:pPr>
-      <w:r>
-        <w:t>EU:s fågeldirektiv</w:t>
-      </w:r>
-    </w:p>
-    <w:p>
-      <w:r>
-        <w:t xml:space="preserve">Europeiska unionens medlemsländer är skyldiga att agera i enlighet med EU:s fågeldirektiv där det uttryckligen står att direktivet gäller för fåglar samt för deras ägg, bon och </w:t>
-      </w:r>
       <w:r>
         <w:rPr>
           <w:b/>
         </w:rPr>
-        <w:t xml:space="preserve">livsmiljöer </w:t>
-      </w:r>
-      <w:r>
-        <w:t>(artikel 1). Vidare att de åtgärder som vidtas inte får leda till en försämring av den nuvarande situationen beträffande bevarandet av de fågelarter som avses i artikel 1 (artikel 13). Fågeldirektivet är styrande för tillsynsansvariga myndigheters ärendehantering, ställningstaganden och beslutsfattande.</w:t>
+        <w:t>Spillkråka (§4)</w:t>
+      </w:r>
+      <w:r>
+        <w:t xml:space="preserve"> omfattas av bilaga 1 i EU:s fågeldirektiv och är typisk art för </w:t>
+      </w:r>
+      <w:r>
+        <w:rPr>
+          <w:i/>
+        </w:rPr>
+        <w:t xml:space="preserve">9010 Taiga </w:t>
+      </w:r>
+      <w:r>
+        <w:t>och</w:t>
+      </w:r>
+      <w:r>
+        <w:rPr>
+          <w:i/>
+        </w:rPr>
+        <w:t xml:space="preserve"> 9740 Skogsbevuxen myr</w:t>
+      </w:r>
+      <w:r>
+        <w:t>. Den behöver grova träd, främst tall, asp och bok som boträd. Skogsbruk med korta omloppstider och täta, homogena ungskogar utgör det största hotet. Spillkråka är en nyckelart i skogliga miljöer vars övergivna bohål utnyttjas av flera andra hålhäckande fågelarter och fladdermöss, däribland pärluggla (EN, §4), knipa (§4), salskrake (§4) och skogsduva (§4). Hökuggla (VU, §4) och slaguggla (§4) häckar ofta i högstubbar som brutits av i höjd med ett gammalt spillkråkebo (SLU Artdatabanken, 2026; Skogsstyrelsen, 2016).</w:t>
       </w:r>
     </w:p>
     <w:p>
@@ -405,17 +412,39 @@
         <w:pStyle w:val="Heading1"/>
       </w:pPr>
       <w:r>
-        <w:t>Typiska arter och EU:s art- och habitatdirektiv</w:t>
+        <w:t>EU:s fågeldirektiv</w:t>
       </w:r>
     </w:p>
     <w:p>
       <w:r>
-        <w:t>Typiska arter används för att lokalisera områden med gynnsam bevarandestatus för de naturtyper som är listade i EU:s art- och habitatdirektiv. Ett exempel är Västlig taiga (EU-kod 9010) som saknar gynnsam bevarandestatus och minskar starkt som naturtyp i Sverige. Naturvårdsverket skriver i sin vägledning för Västlig taiga att dylika miljöer förutsätter normalt att skogarna skyddas långsiktigt, eftersom skogsbruk inte är förenligt med bevarande av naturtypen i gynnsamt tillstånd (Naturvårdsverket, 2011).</w:t>
+        <w:t xml:space="preserve">Europeiska unionens medlemsländer är skyldiga att agera i enlighet med EU:s fågeldirektiv där det uttryckligen står att direktivet gäller för fåglar samt för deras ägg, bon och </w:t>
+      </w:r>
+      <w:r>
+        <w:rPr>
+          <w:b/>
+        </w:rPr>
+        <w:t xml:space="preserve">livsmiljöer </w:t>
+      </w:r>
+      <w:r>
+        <w:t>(artikel 1). Vidare att de åtgärder som vidtas inte får leda till en försämring av den nuvarande situationen beträffande bevarandet av de fågelarter som avses i artikel 1 (artikel 13). Fågeldirektivet är styrande för tillsynsansvariga myndigheters ärendehantering, ställningstaganden och beslutsfattande.</w:t>
       </w:r>
     </w:p>
     <w:p>
-      <w:r>
-        <w:t>Följande typiska arter har sina livsmiljöer och växtplatser i den avverkningsanmälda skogen: garnlav (VU, T), gränsticka (VU, T), knärot (VU, T, §8), rosenticka (NT, T), ullticka (NT, T) och järpe (T, §4).</w:t>
+      <w:pPr>
+        <w:pStyle w:val="Heading1"/>
+      </w:pPr>
+      <w:r>
+        <w:t>Typiska arter och EU:s art- och habitatdirektiv</w:t>
+      </w:r>
+    </w:p>
+    <w:p>
+      <w:r>
+        <w:t>Typiska arter används för att lokalisera områden med gynnsam bevarandestatus för de naturtyper som är listade i EU:s art- och habitatdirektiv. Ett exempel är Västlig taiga (EU-kod 9010) som saknar gynnsam bevarandestatus och minskar starkt som naturtyp i Sverige. Naturvårdsverket skriver i sin vägledning för Västlig taiga att dylika miljöer förutsätter normalt att skogarna skyddas långsiktigt, eftersom skogsbruk inte är förenligt med bevarande av naturtypen i gynnsamt tillstånd (Naturvårdsverket, 2011).</w:t>
+      </w:r>
+    </w:p>
+    <w:p>
+      <w:r>
+        <w:t>Följande typiska arter har sina livsmiljöer och växtplatser i den avverkningsanmälda skogen: garnlav (VU, T), gränsticka (VU, T), knärot (VU, T, §8), rosenticka (NT, T), ullticka (NT, T), järpe (T, §4) och spillkråka (T, §4).</w:t>
       </w:r>
     </w:p>
     <w:p>
@@ -775,6 +804,78 @@
       </w:r>
       <w:r>
         <w:t>SLU Artdatabanken, Uppsala</w:t>
+      </w:r>
+    </w:p>
+    <w:p>
+      <w:pPr>
+        <w:pStyle w:val="Heading1"/>
+      </w:pPr>
+      <w:r>
+        <w:t>Spillkråka – ekologi samt krav på livsmiljön</w:t>
+      </w:r>
+    </w:p>
+    <w:p>
+      <w:r>
+        <w:t xml:space="preserve">Spillkråka (§4) ingår i bilaga 1 EU:s fågeldirektiv och är typisk art för </w:t>
+      </w:r>
+      <w:r>
+        <w:rPr>
+          <w:i/>
+        </w:rPr>
+        <w:t xml:space="preserve">9010 Taiga </w:t>
+      </w:r>
+      <w:r>
+        <w:t>och</w:t>
+      </w:r>
+      <w:r>
+        <w:rPr>
+          <w:i/>
+        </w:rPr>
+        <w:t xml:space="preserve"> 9740 Skogsbevuxen myr</w:t>
+      </w:r>
+      <w:r>
+        <w:t>. Den lever i både barr- och blandskog liksom i ren lövskog. De tätaste populationerna tenderar att finnas i äldre, variationsrik blandskog med gott om död ved och gamla träd. Varje par utnyttjar 400–1000 hektar skog beroende på skogens kvalitet. Skogsbruk med korta omloppstider och täta, homogena ungskogar utgör det största hotet (SLU Artdatabanken, 2026).</w:t>
+      </w:r>
+    </w:p>
+    <w:p>
+      <w:r>
+        <w:t>Spillkråka är en nyckelart i skogliga miljöer vars övergivna bohål utnyttjas av flera andra hålhäckande fågelarter och fladdermöss, däribland pärluggla (EN, §4), knipa (§4), salskrake (§4) och skogsduva (§4). Hökuggla (VU, §4) och slaguggla (§4) häckar ofta i högstubbar som brutits av i höjd med ett gammalt spillkråkebo (Skogsstyrelsen, 2016).</w:t>
+      </w:r>
+    </w:p>
+    <w:p>
+      <w:pPr>
+        <w:pStyle w:val="Heading2"/>
+      </w:pPr>
+      <w:r>
+        <w:t>Referenser – spillkråka</w:t>
+      </w:r>
+    </w:p>
+    <w:p>
+      <w:r>
+        <w:t xml:space="preserve">Skogsstyrelsen, 2016. </w:t>
+      </w:r>
+      <w:r>
+        <w:rPr>
+          <w:i/>
+        </w:rPr>
+        <w:t xml:space="preserve">Vägledning för hänsyn till spillkråka. </w:t>
+      </w:r>
+      <w:r>
+        <w:t>Vägledningar och kunskapsstöd artskydd – Skogsstyrelsen.</w:t>
+      </w:r>
+    </w:p>
+    <w:p>
+      <w:r>
+        <w:t xml:space="preserve">SLU Artdatabanken, 2026. </w:t>
+      </w:r>
+      <w:r>
+        <w:rPr>
+          <w:i/>
+        </w:rPr>
+        <w:t xml:space="preserve">Artfaktablad. Naturvård – artfakta. </w:t>
+      </w:r>
+      <w:r>
+        <w:t>SLU Artdatabanken, Uppsala.</w:t>
       </w:r>
     </w:p>
     <w:p>
@@ -1153,7 +1254,7 @@
     <w:r>
       <w:tab/>
       <w:tab/>
-      <w:t>2026-09-23</w:t>
+      <w:t>2026-09-24</w:t>
       <w:br/>
       <w:br/>
     </w:r>

--- a/tillsyn/A 24887-2022 tillsynsbegäran.docx
+++ b/tillsyn/A 24887-2022 tillsynsbegäran.docx
@@ -1254,7 +1254,7 @@
     <w:r>
       <w:tab/>
       <w:tab/>
-      <w:t>2026-09-24</w:t>
+      <w:t>2026-09-25</w:t>
       <w:br/>
       <w:br/>
     </w:r>

--- a/tillsyn/A 24887-2022 tillsynsbegäran.docx
+++ b/tillsyn/A 24887-2022 tillsynsbegäran.docx
@@ -1254,7 +1254,7 @@
     <w:r>
       <w:tab/>
       <w:tab/>
-      <w:t>2026-09-25</w:t>
+      <w:t>2026-09-26</w:t>
       <w:br/>
       <w:br/>
     </w:r>

--- a/tillsyn/A 24887-2022 tillsynsbegäran.docx
+++ b/tillsyn/A 24887-2022 tillsynsbegäran.docx
@@ -1254,7 +1254,7 @@
     <w:r>
       <w:tab/>
       <w:tab/>
-      <w:t>2026-09-26</w:t>
+      <w:t>2026-09-27</w:t>
       <w:br/>
       <w:br/>
     </w:r>

--- a/tillsyn/A 24887-2022 tillsynsbegäran.docx
+++ b/tillsyn/A 24887-2022 tillsynsbegäran.docx
@@ -1254,7 +1254,7 @@
     <w:r>
       <w:tab/>
       <w:tab/>
-      <w:t>2026-09-27</w:t>
+      <w:t>2026-09-28</w:t>
       <w:br/>
       <w:br/>
     </w:r>

--- a/tillsyn/A 24887-2022 tillsynsbegäran.docx
+++ b/tillsyn/A 24887-2022 tillsynsbegäran.docx
@@ -1254,7 +1254,7 @@
     <w:r>
       <w:tab/>
       <w:tab/>
-      <w:t>2026-09-28</w:t>
+      <w:t>2026-09-29</w:t>
       <w:br/>
       <w:br/>
     </w:r>

--- a/tillsyn/A 24887-2022 tillsynsbegäran.docx
+++ b/tillsyn/A 24887-2022 tillsynsbegäran.docx
@@ -22,7 +22,7 @@
       <w:r>
         <w:drawing>
           <wp:inline xmlns:a="http://schemas.openxmlformats.org/drawingml/2006/main" xmlns:pic="http://schemas.openxmlformats.org/drawingml/2006/picture">
-            <wp:extent cx="5486400" cy="5463776"/>
+            <wp:extent cx="5486400" cy="5484515"/>
             <wp:docPr id="1" name="Picture 1"/>
             <wp:cNvGraphicFramePr>
               <a:graphicFrameLocks noChangeAspect="1"/>
@@ -43,7 +43,7 @@
                   <pic:spPr>
                     <a:xfrm>
                       <a:off x="0" y="0"/>
-                      <a:ext cx="5486400" cy="5463776"/>
+                      <a:ext cx="5486400" cy="5484515"/>
                     </a:xfrm>
                     <a:prstGeom prst="rect"/>
                   </pic:spPr>
@@ -65,7 +65,7 @@
     </w:p>
     <w:p>
       <w:r>
-        <w:t>I och inom 19 meter från avverkningsanmälan finns fynd av 8 naturvårdsarter, varav 6 är rödlistade, 3 är fridlysta och 7 är typiska (T): garnlav (VU, T), gränsticka (VU, T), knärot (VU, T, §8), rosenticka (NT, T), ullticka (NT, T), äggvaxskivling (NT), järpe (T, §4) och spillkråka (T, §4). Se Figur 1.</w:t>
+        <w:t>I och inom 19 meter från avverkningsanmälan finns fynd av 9 naturvårdsarter, varav 6 är rödlistade, 3 är fridlysta och 8 är typiska (T): garnlav (VU, T), gränsticka (VU, T), knärot (VU, T, §8), rosenticka (NT, T), ullticka (NT, T), äggvaxskivling (NT), hultbräken (T), järpe (T, §4) och spillkråka (T, §4). Se Figur 1.</w:t>
       </w:r>
     </w:p>
     <w:p>
@@ -354,6 +354,26 @@
         <w:rPr>
           <w:b/>
         </w:rPr>
+        <w:t xml:space="preserve">Hultbräken </w:t>
+      </w:r>
+      <w:r>
+        <w:t xml:space="preserve">är typisk art för </w:t>
+      </w:r>
+      <w:r>
+        <w:rPr>
+          <w:i/>
+        </w:rPr>
+        <w:t xml:space="preserve">9050 Näringsrik granskog </w:t>
+      </w:r>
+      <w:r>
+        <w:t>(SLU Artdatabanken, 2025).</w:t>
+      </w:r>
+    </w:p>
+    <w:p>
+      <w:r>
+        <w:rPr>
+          <w:b/>
+        </w:rPr>
         <w:t>Järpe (§4)</w:t>
       </w:r>
       <w:r>
@@ -444,7 +464,7 @@
     </w:p>
     <w:p>
       <w:r>
-        <w:t>Följande typiska arter har sina livsmiljöer och växtplatser i den avverkningsanmälda skogen: garnlav (VU, T), gränsticka (VU, T), knärot (VU, T, §8), rosenticka (NT, T), ullticka (NT, T), järpe (T, §4) och spillkråka (T, §4).</w:t>
+        <w:t>Följande typiska arter har sina livsmiljöer och växtplatser i den avverkningsanmälda skogen: garnlav (VU, T), gränsticka (VU, T), knärot (VU, T, §8), rosenticka (NT, T), ullticka (NT, T), hultbräken (T), järpe (T, §4) och spillkråka (T, §4).</w:t>
       </w:r>
     </w:p>
     <w:p>
@@ -1254,7 +1274,7 @@
     <w:r>
       <w:tab/>
       <w:tab/>
-      <w:t>2026-09-29</w:t>
+      <w:t>2026-09-30</w:t>
       <w:br/>
       <w:br/>
     </w:r>

--- a/tillsyn/A 24887-2022 tillsynsbegäran.docx
+++ b/tillsyn/A 24887-2022 tillsynsbegäran.docx
@@ -1274,7 +1274,7 @@
     <w:r>
       <w:tab/>
       <w:tab/>
-      <w:t>2026-09-30</w:t>
+      <w:t>2026-10-01</w:t>
       <w:br/>
       <w:br/>
     </w:r>

--- a/tillsyn/A 24887-2022 tillsynsbegäran.docx
+++ b/tillsyn/A 24887-2022 tillsynsbegäran.docx
@@ -1274,7 +1274,7 @@
     <w:r>
       <w:tab/>
       <w:tab/>
-      <w:t>2026-10-01</w:t>
+      <w:t>2026-10-02</w:t>
       <w:br/>
       <w:br/>
     </w:r>

--- a/tillsyn/A 24887-2022 tillsynsbegäran.docx
+++ b/tillsyn/A 24887-2022 tillsynsbegäran.docx
@@ -1274,7 +1274,7 @@
     <w:r>
       <w:tab/>
       <w:tab/>
-      <w:t>2026-10-02</w:t>
+      <w:t>2026-10-03</w:t>
       <w:br/>
       <w:br/>
     </w:r>

--- a/tillsyn/A 24887-2022 tillsynsbegäran.docx
+++ b/tillsyn/A 24887-2022 tillsynsbegäran.docx
@@ -22,7 +22,7 @@
       <w:r>
         <w:drawing>
           <wp:inline xmlns:a="http://schemas.openxmlformats.org/drawingml/2006/main" xmlns:pic="http://schemas.openxmlformats.org/drawingml/2006/picture">
-            <wp:extent cx="5486400" cy="5484515"/>
+            <wp:extent cx="5486400" cy="5356310"/>
             <wp:docPr id="1" name="Picture 1"/>
             <wp:cNvGraphicFramePr>
               <a:graphicFrameLocks noChangeAspect="1"/>
@@ -43,7 +43,7 @@
                   <pic:spPr>
                     <a:xfrm>
                       <a:off x="0" y="0"/>
-                      <a:ext cx="5486400" cy="5484515"/>
+                      <a:ext cx="5486400" cy="5356310"/>
                     </a:xfrm>
                     <a:prstGeom prst="rect"/>
                   </pic:spPr>
@@ -60,12 +60,12 @@
         <w:spacing w:after="240"/>
       </w:pPr>
       <w:r>
-        <w:t>Figur 1. Fyndplatser för naturvårdsarter i och inom 19 meter från avverkningsanmälan. Markörer utan svart kant är placerade på fyndplatsen. Markörer med svart kant är placerade vid sidan av fyndplatsen och har ett svart streck som visar fyndplatsens exakta position. Kartans mittpunktskoordinat är N 7012181, E 610018 i SWEREF 99 TM.</w:t>
+        <w:t>Figur 1. Fyndplatser för naturvårdsarter i och inom 24 meter från avverkningsanmälan. Markörer utan svart kant är placerade på fyndplatsen. Markörer med svart kant är placerade vid sidan av fyndplatsen och har ett svart streck som visar fyndplatsens exakta position. Kartans mittpunktskoordinat är N 7012181, E 610018 i SWEREF 99 TM.</w:t>
       </w:r>
     </w:p>
     <w:p>
       <w:r>
-        <w:t>I och inom 19 meter från avverkningsanmälan finns fynd av 9 naturvårdsarter, varav 6 är rödlistade, 3 är fridlysta och 8 är typiska (T): garnlav (VU, T), gränsticka (VU, T), knärot (VU, T, §8), rosenticka (NT, T), ullticka (NT, T), äggvaxskivling (NT), hultbräken (T), järpe (T, §4) och spillkråka (T, §4). Se Figur 1.</w:t>
+        <w:t>I och inom 24 meter från avverkningsanmälan finns fynd av 11 naturvårdsarter, varav 7 är rödlistade, 3 är fridlysta och 10 är typiska (T): garnlav (VU, T), gränsticka (VU, T), knärot (VU, T, §8), dropptaggsvamp (NT, T), rosenticka (NT, T), ullticka (NT, T), äggvaxskivling (NT), fönsterlav (T), hultbräken (T), järpe (T, §4) och spillkråka (T, §4). Se Figur 1.</w:t>
       </w:r>
     </w:p>
     <w:p>
@@ -258,10 +258,10 @@
         <w:rPr>
           <w:b/>
         </w:rPr>
-        <w:t>Rosenticka (NT)</w:t>
-      </w:r>
-      <w:r>
-        <w:t xml:space="preserve">, rödlistad som nära hotad, ingår i en karaktäristisk association av vedsvampar som växer på gamla, grova granlågor i urskogsartade barrskogar. Den är placerad i toppen av Skogsstyrelsens värdepyramid för bedömning av skog med höga naturvärden och indikerar ett granskogsekosystem med långvarig kontinuitet av grova lågor. Artens beroende av grova granlågor innebär att alla skogsskötselåtgärder på eller i omedelbar närhet av lokalerna utgör ett hot på lång sikt. Det är angeläget att populationerna inte ytterligare glesas ut och ett tillräckligt antal områden där arten nu finns måste sparas för framtiden. Rosenticka är typisk art för </w:t>
+        <w:t>Dropptaggsvamp (NT)</w:t>
+      </w:r>
+      <w:r>
+        <w:t xml:space="preserve"> bildar mykorrhiza med tall, främst i barrskog med trädkontinuitet, i magra, torra och ljusöppna lavtallskogar och i barrblandskogar med friskmossor och lingon i fältskiktet. Den totala populationen i landet har minskat och bedöms fortsätta minska till följd av slutavverkningar av tallskog. Det är högst oklart om arten långsiktigt kan etablera och reproducera sig i skogsbestånd som brukas med trakthyggesmetoder, markberedning, gödsling eller föryngring med förädlat plantmaterial. Uppfyller kriterierna för att bli rödlistad på grund av ny kunskap som visar att en större andel av populationen än tidigare bedömt är knuten till kontinuitetsbarrskog. Minskningstakten för den svenska populationen bedöms vara nära gränsvärdet för Sårbar (VU). Dropptaggsvamp är typisk art för </w:t>
       </w:r>
       <w:r>
         <w:rPr>
@@ -270,6 +270,26 @@
         <w:t xml:space="preserve">9010 Taiga </w:t>
       </w:r>
       <w:r>
+        <w:t>(SLU Artdatabanken, 2026).</w:t>
+      </w:r>
+    </w:p>
+    <w:p>
+      <w:r>
+        <w:rPr>
+          <w:b/>
+        </w:rPr>
+        <w:t>Rosenticka (NT)</w:t>
+      </w:r>
+      <w:r>
+        <w:t xml:space="preserve">, rödlistad som nära hotad, ingår i en karaktäristisk association av vedsvampar som växer på gamla, grova granlågor i urskogsartade barrskogar. Den är placerad i toppen av Skogsstyrelsens värdepyramid för bedömning av skog med höga naturvärden och indikerar ett granskogsekosystem med långvarig kontinuitet av grova lågor. Artens beroende av grova granlågor innebär att alla skogsskötselåtgärder på eller i omedelbar närhet av lokalerna utgör ett hot på lång sikt. Det är angeläget att populationerna inte ytterligare glesas ut och ett tillräckligt antal områden där arten nu finns måste sparas för framtiden. Rosenticka är typisk art för </w:t>
+      </w:r>
+      <w:r>
+        <w:rPr>
+          <w:i/>
+        </w:rPr>
+        <w:t xml:space="preserve">9010 Taiga </w:t>
+      </w:r>
+      <w:r>
         <w:t xml:space="preserve">och </w:t>
       </w:r>
       <w:r>
@@ -347,6 +367,35 @@
       </w:r>
       <w:r>
         <w:t xml:space="preserve"> bildar mykorrhiza med gran och förekommer huvudsakligen i äldre blåbärsgranskog. Har i Sverige en nordlig utbredningsbild och är relativt vanlig i norra Sverige. Total population i landet bedöms ha minskat kraftigt och fortgående att minska p.g.a. slutavverkningar av kontinuitetsskogar. Skogar med rik förekomst av äggvaxskivling brukar ha en artrik flora av mykorrhizasvampar och kan betraktas som nyckelbiotoper (SLU Artdatabanken, 2024).</w:t>
+      </w:r>
+    </w:p>
+    <w:p>
+      <w:r>
+        <w:rPr>
+          <w:b/>
+        </w:rPr>
+        <w:t>Fönsterlav</w:t>
+      </w:r>
+      <w:r>
+        <w:t xml:space="preserve"> är typisk art för </w:t>
+      </w:r>
+      <w:r>
+        <w:rPr>
+          <w:i/>
+        </w:rPr>
+        <w:t xml:space="preserve">9040 Fjällbjörkskog </w:t>
+      </w:r>
+      <w:r>
+        <w:t xml:space="preserve">och </w:t>
+      </w:r>
+      <w:r>
+        <w:rPr>
+          <w:i/>
+        </w:rPr>
+        <w:t>4060 Alpina rishedar</w:t>
+      </w:r>
+      <w:r>
+        <w:t xml:space="preserve"> (SLU Artdatabanken, 2025).</w:t>
       </w:r>
     </w:p>
     <w:p>
@@ -464,7 +513,7 @@
     </w:p>
     <w:p>
       <w:r>
-        <w:t>Följande typiska arter har sina livsmiljöer och växtplatser i den avverkningsanmälda skogen: garnlav (VU, T), gränsticka (VU, T), knärot (VU, T, §8), rosenticka (NT, T), ullticka (NT, T), hultbräken (T), järpe (T, §4) och spillkråka (T, §4).</w:t>
+        <w:t>Följande typiska arter har sina livsmiljöer och växtplatser i den avverkningsanmälda skogen: garnlav (VU, T), gränsticka (VU, T), knärot (VU, T, §8), dropptaggsvamp (NT, T), rosenticka (NT, T), ullticka (NT, T), fönsterlav (T), hultbräken (T), järpe (T, §4) och spillkråka (T, §4).</w:t>
       </w:r>
     </w:p>
     <w:p>
@@ -1274,7 +1323,7 @@
     <w:r>
       <w:tab/>
       <w:tab/>
-      <w:t>2026-10-03</w:t>
+      <w:t>2026-10-04</w:t>
       <w:br/>
       <w:br/>
     </w:r>

--- a/tillsyn/A 24887-2022 tillsynsbegäran.docx
+++ b/tillsyn/A 24887-2022 tillsynsbegäran.docx
@@ -1323,7 +1323,7 @@
     <w:r>
       <w:tab/>
       <w:tab/>
-      <w:t>2026-10-04</w:t>
+      <w:t>2026-10-05</w:t>
       <w:br/>
       <w:br/>
     </w:r>

--- a/tillsyn/A 24887-2022 tillsynsbegäran.docx
+++ b/tillsyn/A 24887-2022 tillsynsbegäran.docx
@@ -1323,7 +1323,7 @@
     <w:r>
       <w:tab/>
       <w:tab/>
-      <w:t>2026-10-05</w:t>
+      <w:t>2026-10-06</w:t>
       <w:br/>
       <w:br/>
     </w:r>

--- a/tillsyn/A 24887-2022 tillsynsbegäran.docx
+++ b/tillsyn/A 24887-2022 tillsynsbegäran.docx
@@ -1323,7 +1323,7 @@
     <w:r>
       <w:tab/>
       <w:tab/>
-      <w:t>2026-10-06</w:t>
+      <w:t>2026-10-07</w:t>
       <w:br/>
       <w:br/>
     </w:r>

--- a/tillsyn/A 24887-2022 tillsynsbegäran.docx
+++ b/tillsyn/A 24887-2022 tillsynsbegäran.docx
@@ -1323,7 +1323,7 @@
     <w:r>
       <w:tab/>
       <w:tab/>
-      <w:t>2026-10-07</w:t>
+      <w:t>2026-10-08</w:t>
       <w:br/>
       <w:br/>
     </w:r>

--- a/tillsyn/A 24887-2022 tillsynsbegäran.docx
+++ b/tillsyn/A 24887-2022 tillsynsbegäran.docx
@@ -22,7 +22,7 @@
       <w:r>
         <w:drawing>
           <wp:inline xmlns:a="http://schemas.openxmlformats.org/drawingml/2006/main" xmlns:pic="http://schemas.openxmlformats.org/drawingml/2006/picture">
-            <wp:extent cx="5486400" cy="5356310"/>
+            <wp:extent cx="5486400" cy="5473202"/>
             <wp:docPr id="1" name="Picture 1"/>
             <wp:cNvGraphicFramePr>
               <a:graphicFrameLocks noChangeAspect="1"/>
@@ -43,7 +43,7 @@
                   <pic:spPr>
                     <a:xfrm>
                       <a:off x="0" y="0"/>
-                      <a:ext cx="5486400" cy="5356310"/>
+                      <a:ext cx="5486400" cy="5473202"/>
                     </a:xfrm>
                     <a:prstGeom prst="rect"/>
                   </pic:spPr>
@@ -65,7 +65,7 @@
     </w:p>
     <w:p>
       <w:r>
-        <w:t>I och inom 24 meter från avverkningsanmälan finns fynd av 11 naturvårdsarter, varav 7 är rödlistade, 3 är fridlysta och 10 är typiska (T): garnlav (VU, T), gränsticka (VU, T), knärot (VU, T, §8), dropptaggsvamp (NT, T), rosenticka (NT, T), ullticka (NT, T), äggvaxskivling (NT), fönsterlav (T), hultbräken (T), järpe (T, §4) och spillkråka (T, §4). Se Figur 1.</w:t>
+        <w:t>I och inom 24 meter från avverkningsanmälan finns fynd av 12 naturvårdsarter, varav 7 är rödlistade, 4 är fridlysta och 11 är typiska (T): garnlav (VU, T), gränsticka (VU, T), knärot (VU, T, §8), dropptaggsvamp (NT, T), rosenticka (NT, T), ullticka (NT, T), äggvaxskivling (NT), fönsterlav (T), gråspett (T, §4), hultbräken (T), järpe (T, §4) och spillkråka (T, §4). Se Figur 1.</w:t>
       </w:r>
     </w:p>
     <w:p>
@@ -403,6 +403,26 @@
         <w:rPr>
           <w:b/>
         </w:rPr>
+        <w:t>Gråspett (§4)</w:t>
+      </w:r>
+      <w:r>
+        <w:t xml:space="preserve"> är fridlyst enligt 4§ artskyddsförordningen och upptagen i bilaga 1 fågeldirektivet. Gråspetten är en bra indikator för lövrika områden på landskapsnivå och försvinner när gles, flerskiktad, lövrik skog med hög andel döda och döende träd ersätts av täta, barrdominerade likåldriga bestånd. Arten missgynnas av skogliga åtgärder som minskar mängden död ved, som t.ex. bortrensning av vindfällen, avverkning i sumpskogsmiljöer och på brandfält. Häckningsreviret är stort, cirka 50–100 hektar. Under vintern är gråspetten mer beroende av äldre skog och döda träd och kan då röra sig över betydligt större områden, uppemot 2000–5000 hektar. Gråspett är typisk art för </w:t>
+      </w:r>
+      <w:r>
+        <w:rPr>
+          <w:i/>
+        </w:rPr>
+        <w:t xml:space="preserve">9010 Taiga </w:t>
+      </w:r>
+      <w:r>
+        <w:t>(Skogsstyrelsen, 2016; SLU Artdatabanken, 2025).</w:t>
+      </w:r>
+    </w:p>
+    <w:p>
+      <w:r>
+        <w:rPr>
+          <w:b/>
+        </w:rPr>
         <w:t xml:space="preserve">Hultbräken </w:t>
       </w:r>
       <w:r>
@@ -513,7 +533,7 @@
     </w:p>
     <w:p>
       <w:r>
-        <w:t>Följande typiska arter har sina livsmiljöer och växtplatser i den avverkningsanmälda skogen: garnlav (VU, T), gränsticka (VU, T), knärot (VU, T, §8), dropptaggsvamp (NT, T), rosenticka (NT, T), ullticka (NT, T), fönsterlav (T), hultbräken (T), järpe (T, §4) och spillkråka (T, §4).</w:t>
+        <w:t>Följande typiska arter har sina livsmiljöer och växtplatser i den avverkningsanmälda skogen: garnlav (VU, T), gränsticka (VU, T), knärot (VU, T, §8), dropptaggsvamp (NT, T), rosenticka (NT, T), ullticka (NT, T), fönsterlav (T), gråspett (T, §4), hultbräken (T), järpe (T, §4) och spillkråka (T, §4).</w:t>
       </w:r>
     </w:p>
     <w:p>
@@ -1323,7 +1343,7 @@
     <w:r>
       <w:tab/>
       <w:tab/>
-      <w:t>2026-10-08</w:t>
+      <w:t>2026-10-09</w:t>
       <w:br/>
       <w:br/>
     </w:r>

--- a/tillsyn/A 24887-2022 tillsynsbegäran.docx
+++ b/tillsyn/A 24887-2022 tillsynsbegäran.docx
@@ -1343,7 +1343,7 @@
     <w:r>
       <w:tab/>
       <w:tab/>
-      <w:t>2026-10-09</w:t>
+      <w:t>2026-10-10</w:t>
       <w:br/>
       <w:br/>
     </w:r>

--- a/tillsyn/A 24887-2022 tillsynsbegäran.docx
+++ b/tillsyn/A 24887-2022 tillsynsbegäran.docx
@@ -1343,7 +1343,7 @@
     <w:r>
       <w:tab/>
       <w:tab/>
-      <w:t>2026-10-10</w:t>
+      <w:t>2026-10-11</w:t>
       <w:br/>
       <w:br/>
     </w:r>

--- a/tillsyn/A 24887-2022 tillsynsbegäran.docx
+++ b/tillsyn/A 24887-2022 tillsynsbegäran.docx
@@ -1343,7 +1343,7 @@
     <w:r>
       <w:tab/>
       <w:tab/>
-      <w:t>2026-10-11</w:t>
+      <w:t>2026-10-12</w:t>
       <w:br/>
       <w:br/>
     </w:r>

--- a/tillsyn/A 24887-2022 tillsynsbegäran.docx
+++ b/tillsyn/A 24887-2022 tillsynsbegäran.docx
@@ -1343,7 +1343,7 @@
     <w:r>
       <w:tab/>
       <w:tab/>
-      <w:t>2026-10-12</w:t>
+      <w:t>2026-10-13</w:t>
       <w:br/>
       <w:br/>
     </w:r>

--- a/tillsyn/A 24887-2022 tillsynsbegäran.docx
+++ b/tillsyn/A 24887-2022 tillsynsbegäran.docx
@@ -1343,7 +1343,7 @@
     <w:r>
       <w:tab/>
       <w:tab/>
-      <w:t>2026-10-13</w:t>
+      <w:t>2026-10-14</w:t>
       <w:br/>
       <w:br/>
     </w:r>

--- a/tillsyn/A 24887-2022 tillsynsbegäran.docx
+++ b/tillsyn/A 24887-2022 tillsynsbegäran.docx
@@ -1343,7 +1343,7 @@
     <w:r>
       <w:tab/>
       <w:tab/>
-      <w:t>2026-10-14</w:t>
+      <w:t>2026-10-15</w:t>
       <w:br/>
       <w:br/>
     </w:r>

--- a/tillsyn/A 24887-2022 tillsynsbegäran.docx
+++ b/tillsyn/A 24887-2022 tillsynsbegäran.docx
@@ -1343,7 +1343,7 @@
     <w:r>
       <w:tab/>
       <w:tab/>
-      <w:t>2026-10-15</w:t>
+      <w:t>2026-10-16</w:t>
       <w:br/>
       <w:br/>
     </w:r>

--- a/tillsyn/A 24887-2022 tillsynsbegäran.docx
+++ b/tillsyn/A 24887-2022 tillsynsbegäran.docx
@@ -1343,7 +1343,7 @@
     <w:r>
       <w:tab/>
       <w:tab/>
-      <w:t>2026-10-16</w:t>
+      <w:t>2026-10-17</w:t>
       <w:br/>
       <w:br/>
     </w:r>

--- a/tillsyn/A 24887-2022 tillsynsbegäran.docx
+++ b/tillsyn/A 24887-2022 tillsynsbegäran.docx
@@ -1343,7 +1343,7 @@
     <w:r>
       <w:tab/>
       <w:tab/>
-      <w:t>2026-10-17</w:t>
+      <w:t>2026-10-18</w:t>
       <w:br/>
       <w:br/>
     </w:r>

--- a/tillsyn/A 24887-2022 tillsynsbegäran.docx
+++ b/tillsyn/A 24887-2022 tillsynsbegäran.docx
@@ -1343,7 +1343,7 @@
     <w:r>
       <w:tab/>
       <w:tab/>
-      <w:t>2026-10-18</w:t>
+      <w:t>2026-10-19</w:t>
       <w:br/>
       <w:br/>
     </w:r>

--- a/tillsyn/A 24887-2022 tillsynsbegäran.docx
+++ b/tillsyn/A 24887-2022 tillsynsbegäran.docx
@@ -1343,7 +1343,7 @@
     <w:r>
       <w:tab/>
       <w:tab/>
-      <w:t>2026-10-19</w:t>
+      <w:t>2026-10-20</w:t>
       <w:br/>
       <w:br/>
     </w:r>

--- a/tillsyn/A 24887-2022 tillsynsbegäran.docx
+++ b/tillsyn/A 24887-2022 tillsynsbegäran.docx
@@ -1343,7 +1343,7 @@
     <w:r>
       <w:tab/>
       <w:tab/>
-      <w:t>2026-10-20</w:t>
+      <w:t>2026-10-21</w:t>
       <w:br/>
       <w:br/>
     </w:r>

--- a/tillsyn/A 24887-2022 tillsynsbegäran.docx
+++ b/tillsyn/A 24887-2022 tillsynsbegäran.docx
@@ -1343,7 +1343,7 @@
     <w:r>
       <w:tab/>
       <w:tab/>
-      <w:t>2026-10-21</w:t>
+      <w:t>2026-10-22</w:t>
       <w:br/>
       <w:br/>
     </w:r>

--- a/tillsyn/A 24887-2022 tillsynsbegäran.docx
+++ b/tillsyn/A 24887-2022 tillsynsbegäran.docx
@@ -1343,7 +1343,7 @@
     <w:r>
       <w:tab/>
       <w:tab/>
-      <w:t>2026-10-22</w:t>
+      <w:t>2026-10-23</w:t>
       <w:br/>
       <w:br/>
     </w:r>

--- a/tillsyn/A 24887-2022 tillsynsbegäran.docx
+++ b/tillsyn/A 24887-2022 tillsynsbegäran.docx
@@ -1343,7 +1343,7 @@
     <w:r>
       <w:tab/>
       <w:tab/>
-      <w:t>2026-10-23</w:t>
+      <w:t>2026-10-24</w:t>
       <w:br/>
       <w:br/>
     </w:r>

--- a/tillsyn/A 24887-2022 tillsynsbegäran.docx
+++ b/tillsyn/A 24887-2022 tillsynsbegäran.docx
@@ -1343,7 +1343,7 @@
     <w:r>
       <w:tab/>
       <w:tab/>
-      <w:t>2026-10-24</w:t>
+      <w:t>2026-10-25</w:t>
       <w:br/>
       <w:br/>
     </w:r>

--- a/tillsyn/A 24887-2022 tillsynsbegäran.docx
+++ b/tillsyn/A 24887-2022 tillsynsbegäran.docx
@@ -1343,7 +1343,7 @@
     <w:r>
       <w:tab/>
       <w:tab/>
-      <w:t>2026-10-25</w:t>
+      <w:t>2026-10-26</w:t>
       <w:br/>
       <w:br/>
     </w:r>

--- a/tillsyn/A 24887-2022 tillsynsbegäran.docx
+++ b/tillsyn/A 24887-2022 tillsynsbegäran.docx
@@ -1343,7 +1343,7 @@
     <w:r>
       <w:tab/>
       <w:tab/>
-      <w:t>2026-10-26</w:t>
+      <w:t>2026-10-27</w:t>
       <w:br/>
       <w:br/>
     </w:r>

--- a/tillsyn/A 24887-2022 tillsynsbegäran.docx
+++ b/tillsyn/A 24887-2022 tillsynsbegäran.docx
@@ -1343,7 +1343,7 @@
     <w:r>
       <w:tab/>
       <w:tab/>
-      <w:t>2026-10-27</w:t>
+      <w:t>2026-10-28</w:t>
       <w:br/>
       <w:br/>
     </w:r>

--- a/tillsyn/A 24887-2022 tillsynsbegäran.docx
+++ b/tillsyn/A 24887-2022 tillsynsbegäran.docx
@@ -1343,7 +1343,7 @@
     <w:r>
       <w:tab/>
       <w:tab/>
-      <w:t>2026-10-28</w:t>
+      <w:t>2026-10-29</w:t>
       <w:br/>
       <w:br/>
     </w:r>

--- a/tillsyn/A 24887-2022 tillsynsbegäran.docx
+++ b/tillsyn/A 24887-2022 tillsynsbegäran.docx
@@ -1343,7 +1343,7 @@
     <w:r>
       <w:tab/>
       <w:tab/>
-      <w:t>2026-10-29</w:t>
+      <w:t>2026-10-31</w:t>
       <w:br/>
       <w:br/>
     </w:r>
